--- a/Docs/SkyNet_Claude_Cheatsheet.docx
+++ b/Docs/SkyNet_Claude_Cheatsheet.docx
@@ -27,7 +27,7 @@
           <w:sz w:val="20"/>
           <w:szCs w:val="20"/>
         </w:rPr>
-        <w:t xml:space="preserve">Matt ⇄ Claude working agreement · v3 · September 2, 2026</w:t>
+        <w:t xml:space="preserve">Matt ⇄ Claude working agreement · v4 · September 23, 2026</w:t>
       </w:r>
     </w:p>
     <w:p>
@@ -213,6 +213,34 @@
     </w:p>
     <w:p>
       <w:pPr>
+        <w:pStyle w:val="ListParagraph"/>
+        <w:numPr>
+          <w:ilvl w:val="0"/>
+          <w:numId w:val="2"/>
+        </w:numPr>
+        <w:spacing w:after="60"/>
+      </w:pPr>
+      <w:r>
+        <w:rPr>
+          <w:b/>
+          <w:bCs/>
+          <w:sz w:val="20"/>
+          <w:szCs w:val="20"/>
+        </w:rPr>
+        <w:t xml:space="preserve">Own corrections plainly. </w:t>
+      </w:r>
+      <w:r>
+        <w:rPr>
+          <w:b w:val="false"/>
+          <w:bCs w:val="false"/>
+          <w:sz w:val="20"/>
+          <w:szCs w:val="20"/>
+        </w:rPr>
+        <w:t xml:space="preserve">When a delivered fact turns out wrong (a date, “not a Fishbowl part”), say so in one sentence, fix every file that carries it, and move on — no re-litigating, no apology loop.</w:t>
+      </w:r>
+    </w:p>
+    <w:p>
+      <w:pPr>
         <w:pStyle w:val="Heading1"/>
         <w:spacing w:after="120" w:before="280"/>
       </w:pPr>
@@ -418,6 +446,118 @@
     </w:p>
     <w:p>
       <w:pPr>
+        <w:pStyle w:val="ListParagraph"/>
+        <w:numPr>
+          <w:ilvl w:val="0"/>
+          <w:numId w:val="2"/>
+        </w:numPr>
+        <w:spacing w:after="60"/>
+      </w:pPr>
+      <w:r>
+        <w:rPr>
+          <w:b/>
+          <w:bCs/>
+          <w:sz w:val="20"/>
+          <w:szCs w:val="20"/>
+        </w:rPr>
+        <w:t xml:space="preserve">CC builds and stops (D-PROC-01). </w:t>
+      </w:r>
+      <w:r>
+        <w:rPr>
+          <w:b w:val="false"/>
+          <w:bCs w:val="false"/>
+          <w:sz w:val="20"/>
+          <w:szCs w:val="20"/>
+        </w:rPr>
+        <w:t xml:space="preserve">Every code prompt names its feature branch, tells CC to build in the working tree and stop — no commit, merge or push — and ends with what Matt should click in Dev and which branch is checked out. Commit, merge to test and main, and push happen in one later step on Matt’s “approved”. One change in flight at a time; uncommitted work can’t be parked.</w:t>
+      </w:r>
+    </w:p>
+    <w:p>
+      <w:pPr>
+        <w:pStyle w:val="ListParagraph"/>
+        <w:numPr>
+          <w:ilvl w:val="0"/>
+          <w:numId w:val="2"/>
+        </w:numPr>
+        <w:spacing w:after="60"/>
+      </w:pPr>
+      <w:r>
+        <w:rPr>
+          <w:b/>
+          <w:bCs/>
+          <w:sz w:val="20"/>
+          <w:szCs w:val="20"/>
+        </w:rPr>
+        <w:t xml:space="preserve">Finished prompts go in a Done folder. </w:t>
+      </w:r>
+      <w:r>
+        <w:rPr>
+          <w:b w:val="false"/>
+          <w:bCs w:val="false"/>
+          <w:sz w:val="20"/>
+          <w:szCs w:val="20"/>
+        </w:rPr>
+        <w:t xml:space="preserve">Re-running a completed prompt cost a round twice in one day; CC audits rather than rebuilds, but it still has to be read. When several files exist, Claude names the one that is live.</w:t>
+      </w:r>
+    </w:p>
+    <w:p>
+      <w:pPr>
+        <w:pStyle w:val="ListParagraph"/>
+        <w:numPr>
+          <w:ilvl w:val="0"/>
+          <w:numId w:val="2"/>
+        </w:numPr>
+        <w:spacing w:after="60"/>
+      </w:pPr>
+      <w:r>
+        <w:rPr>
+          <w:b/>
+          <w:bCs/>
+          <w:sz w:val="20"/>
+          <w:szCs w:val="20"/>
+        </w:rPr>
+        <w:t xml:space="preserve">Read-only audit prompts are a deliverable. </w:t>
+      </w:r>
+      <w:r>
+        <w:rPr>
+          <w:b w:val="false"/>
+          <w:bCs w:val="false"/>
+          <w:sz w:val="20"/>
+          <w:szCs w:val="20"/>
+        </w:rPr>
+        <w:t xml:space="preserve">Before touching a component nobody has looked at lately (the bridge), a prompt that only reports — versions, drift, gates, secrets, deploy route — earns its own round. The bridge audit found an undeployed version and a live path from TEST to the public kits site.</w:t>
+      </w:r>
+    </w:p>
+    <w:p>
+      <w:pPr>
+        <w:pStyle w:val="ListParagraph"/>
+        <w:numPr>
+          <w:ilvl w:val="0"/>
+          <w:numId w:val="2"/>
+        </w:numPr>
+        <w:spacing w:after="60"/>
+      </w:pPr>
+      <w:r>
+        <w:rPr>
+          <w:b/>
+          <w:bCs/>
+          <w:sz w:val="20"/>
+          <w:szCs w:val="20"/>
+        </w:rPr>
+        <w:t xml:space="preserve">Anchor fallback. </w:t>
+      </w:r>
+      <w:r>
+        <w:rPr>
+          <w:b w:val="false"/>
+          <w:bCs w:val="false"/>
+          <w:sz w:val="20"/>
+          <w:szCs w:val="20"/>
+        </w:rPr>
+        <w:t xml:space="preserve">When the post-merge source isn’t available, the prompt points CC at the locations from its own report and tells it to confirm each before editing — stated in the prompt, not hidden.</w:t>
+      </w:r>
+    </w:p>
+    <w:p>
+      <w:pPr>
         <w:pStyle w:val="Heading1"/>
         <w:spacing w:after="120" w:before="280"/>
       </w:pPr>
@@ -622,6 +762,34 @@
           <w:sz w:val="20"/>
           <w:szCs w:val="20"/>
         </w:rPr>
+        <w:t xml:space="preserve">Absence in a mirror is not absence at the source. </w:t>
+      </w:r>
+      <w:r>
+        <w:rPr>
+          <w:b w:val="false"/>
+          <w:bCs w:val="false"/>
+          <w:sz w:val="20"/>
+          <w:szCs w:val="20"/>
+        </w:rPr>
+        <w:t xml:space="preserve">fb_products said SK4FB13S wasn’t in Fishbowl; Fishbowl’s part table had 53 on hand. Before asserting that a part, row or secret doesn’t exist, confirm against the system that owns it.</w:t>
+      </w:r>
+    </w:p>
+    <w:p>
+      <w:pPr>
+        <w:pStyle w:val="ListParagraph"/>
+        <w:numPr>
+          <w:ilvl w:val="0"/>
+          <w:numId w:val="2"/>
+        </w:numPr>
+        <w:spacing w:after="60"/>
+      </w:pPr>
+      <w:r>
+        <w:rPr>
+          <w:b/>
+          <w:bCs/>
+          <w:sz w:val="20"/>
+          <w:szCs w:val="20"/>
+        </w:rPr>
         <w:t xml:space="preserve">Read-only diagnostic first. </w:t>
       </w:r>
       <w:r>
@@ -877,6 +1045,62 @@
     </w:p>
     <w:p>
       <w:pPr>
+        <w:pStyle w:val="ListParagraph"/>
+        <w:numPr>
+          <w:ilvl w:val="0"/>
+          <w:numId w:val="2"/>
+        </w:numPr>
+        <w:spacing w:after="60"/>
+      </w:pPr>
+      <w:r>
+        <w:rPr>
+          <w:b/>
+          <w:bCs/>
+          <w:sz w:val="20"/>
+          <w:szCs w:val="20"/>
+        </w:rPr>
+        <w:t xml:space="preserve">DIAG files are the pass/fail. </w:t>
+      </w:r>
+      <w:r>
+        <w:rPr>
+          <w:b w:val="false"/>
+          <w:bCs w:val="false"/>
+          <w:sz w:val="20"/>
+          <w:szCs w:val="20"/>
+        </w:rPr>
+        <w:t xml:space="preserve">YYYY-MM-DD_DIAG_&lt;topic&gt;_READONLY.sql: one SQL-Editor statement returning labelled sections (jsonb values), the baseline and the acceptance numbers in the header, run before and after the change, CSV back to Claude. Views Claude proposes are run read-only against PROD as SELECTs before the migration ships.</w:t>
+      </w:r>
+    </w:p>
+    <w:p>
+      <w:pPr>
+        <w:pStyle w:val="ListParagraph"/>
+        <w:numPr>
+          <w:ilvl w:val="0"/>
+          <w:numId w:val="2"/>
+        </w:numPr>
+        <w:spacing w:after="60"/>
+      </w:pPr>
+      <w:r>
+        <w:rPr>
+          <w:b/>
+          <w:bCs/>
+          <w:sz w:val="20"/>
+          <w:szCs w:val="20"/>
+        </w:rPr>
+        <w:t xml:space="preserve">New views inherit ALL for anon and authenticated. </w:t>
+      </w:r>
+      <w:r>
+        <w:rPr>
+          <w:b w:val="false"/>
+          <w:bCs w:val="false"/>
+          <w:sz w:val="20"/>
+          <w:szCs w:val="20"/>
+        </w:rPr>
+        <w:t xml:space="preserve">Supabase default privileges; views run as owner, so table RLS does not apply. Every view migration revokes from authenticated, anon, public first, then grants SELECT to authenticated — and the gate reads the grants back.</w:t>
+      </w:r>
+    </w:p>
+    <w:p>
+      <w:pPr>
         <w:pStyle w:val="Heading1"/>
         <w:spacing w:after="120" w:before="280"/>
       </w:pPr>
@@ -902,12 +1126,68 @@
       </w:pPr>
       <w:r>
         <w:rPr>
-          <w:b w:val="false"/>
-          <w:bCs w:val="false"/>
-          <w:sz w:val="20"/>
-          <w:szCs w:val="20"/>
-        </w:rPr>
-        <w:t xml:space="preserve">TEST first, always. Named exceptions only Matt waives: additive read-only report changes may go straight to PROD; frontend-only rounds for already-safe migrations may go PROD-first.</w:t>
+          <w:b/>
+          <w:bCs/>
+          <w:sz w:val="20"/>
+          <w:szCs w:val="20"/>
+        </w:rPr>
+        <w:t xml:space="preserve">Claude’s tool use is read-only; people apply the writes. </w:t>
+      </w:r>
+      <w:r>
+        <w:rPr>
+          <w:b w:val="false"/>
+          <w:bCs w:val="false"/>
+          <w:sz w:val="20"/>
+          <w:szCs w:val="20"/>
+        </w:rPr>
+        <w:t xml:space="preserve">Org instruction, clarified Sep 23: “Claude’s own tool use against Fishbowl and SkyNet is read-only; drafted migrations and integration code are applied only by a person after TEST.” Claude drafts migrations, RPCs, bridge code and CC prompts; Matt applies SQL and deploys. Reading the rule more strictly than that cost a day.</w:t>
+      </w:r>
+    </w:p>
+    <w:p>
+      <w:pPr>
+        <w:pStyle w:val="ListParagraph"/>
+        <w:numPr>
+          <w:ilvl w:val="0"/>
+          <w:numId w:val="2"/>
+        </w:numPr>
+        <w:spacing w:after="60"/>
+      </w:pPr>
+      <w:r>
+        <w:rPr>
+          <w:b w:val="false"/>
+          <w:bCs w:val="false"/>
+          <w:sz w:val="20"/>
+          <w:szCs w:val="20"/>
+        </w:rPr>
+        <w:t xml:space="preserve">TEST first for anything with a migration or that writes differently (bridge scope): migration on TEST → review on test-skynet or from the PC against TEST → PROD. Frontend-only, read-only rounds are reviewed in Dev and can go to test and main together. Named exceptions only Matt waives.</w:t>
+      </w:r>
+    </w:p>
+    <w:p>
+      <w:pPr>
+        <w:pStyle w:val="ListParagraph"/>
+        <w:numPr>
+          <w:ilvl w:val="0"/>
+          <w:numId w:val="2"/>
+        </w:numPr>
+        <w:spacing w:after="60"/>
+      </w:pPr>
+      <w:r>
+        <w:rPr>
+          <w:b/>
+          <w:bCs/>
+          <w:sz w:val="20"/>
+          <w:szCs w:val="20"/>
+        </w:rPr>
+        <w:t xml:space="preserve">Migration before frontend. </w:t>
+      </w:r>
+      <w:r>
+        <w:rPr>
+          <w:b w:val="false"/>
+          <w:bCs w:val="false"/>
+          <w:sz w:val="20"/>
+          <w:szCs w:val="20"/>
+        </w:rPr>
+        <w:t xml:space="preserve">When a round has both, the PROD migration runs before main is pushed; otherwise the new views are missing when the page loads and the feature silently renders empty.</w:t>
       </w:r>
     </w:p>
     <w:p>
@@ -945,7 +1225,7 @@
           <w:sz w:val="20"/>
           <w:szCs w:val="20"/>
         </w:rPr>
-        <w:t xml:space="preserve">Feature branches → fast-forward merge to main after TEST verification. Never force-push without explicit coordination.</w:t>
+        <w:t xml:space="preserve">Feature branch → Matt’s Dev review → commit → merge to test and main in one step, main == test at the end; fast-forward when possible. Two parallel branches from the same base: the second can’t fast-forward — rebase it, or resolve the Decisions.md append conflict by keeping both sides in merge order. Never force-push without explicit coordination.</w:t>
       </w:r>
     </w:p>
     <w:p>
@@ -1595,7 +1875,7 @@
           <w:sz w:val="20"/>
           <w:szCs w:val="20"/>
         </w:rPr>
-        <w:t xml:space="preserve">Dev server pointing at TEST — amber TEST banner visible. git status — only expected files changed.</w:t>
+        <w:t xml:space="preserve">Dev server pointing at the right project for the round: TEST (amber banner) when a migration is involved; PROD data for read-only UI rounds — look only, close every modal without saving. git status — only expected files changed.</w:t>
       </w:r>
     </w:p>
     <w:p>
@@ -1736,6 +2016,125 @@
           <w:szCs w:val="20"/>
         </w:rPr>
         <w:t xml:space="preserve">Console error on load · action “succeeds” but the DB row is wrong · role gating leaks · a status trigger doesn’t fire.</w:t>
+      </w:r>
+    </w:p>
+    <w:p>
+      <w:pPr>
+        <w:pStyle w:val="Heading1"/>
+        <w:spacing w:after="120" w:before="280"/>
+      </w:pPr>
+      <w:r>
+        <w:rPr>
+          <w:b/>
+          <w:bCs/>
+          <w:color w:val="2E75B6"/>
+          <w:sz w:val="30"/>
+          <w:szCs w:val="30"/>
+        </w:rPr>
+        <w:t xml:space="preserve">11. Fishbowl Bridge Rounds</w:t>
+      </w:r>
+    </w:p>
+    <w:p>
+      <w:pPr>
+        <w:pStyle w:val="ListParagraph"/>
+        <w:numPr>
+          <w:ilvl w:val="0"/>
+          <w:numId w:val="2"/>
+        </w:numPr>
+        <w:spacing w:after="60"/>
+      </w:pPr>
+      <w:r>
+        <w:rPr>
+          <w:b w:val="false"/>
+          <w:bCs w:val="false"/>
+          <w:sz w:val="20"/>
+          <w:szCs w:val="20"/>
+        </w:rPr>
+        <w:t xml:space="preserve">Source lives in tools/fishbowl-bridge/ in the SkyNet repo; skyserver runs a deployed copy at D:\SkyNetBridge. CC changes the code (D-PROC-01 applies); Matt deploys. A deploy replaces the whole src/ tree, so every deploy ships everything committed since the last one — run a read-only audit of the delta first (D-PRICE-49’s kits push rode along with 1.6.0).</w:t>
+      </w:r>
+    </w:p>
+    <w:p>
+      <w:pPr>
+        <w:pStyle w:val="ListParagraph"/>
+        <w:numPr>
+          <w:ilvl w:val="0"/>
+          <w:numId w:val="2"/>
+        </w:numPr>
+        <w:spacing w:after="60"/>
+      </w:pPr>
+      <w:r>
+        <w:rPr>
+          <w:b/>
+          <w:bCs/>
+          <w:sz w:val="20"/>
+          <w:szCs w:val="20"/>
+        </w:rPr>
+        <w:t xml:space="preserve">Review route = run the new bridge from Matt’s PC against TEST (D-PRICE-26): </w:t>
+      </w:r>
+      <w:r>
+        <w:rPr>
+          <w:b w:val="false"/>
+          <w:bCs w:val="false"/>
+          <w:sz w:val="20"/>
+          <w:szCs w:val="20"/>
+        </w:rPr>
+        <w:t xml:space="preserve">.env with SB_URL = TEST, SESSION_MODE=per_cycle, KITS_SYNC_ENABLED=false, INVENTORY_DRY_RUN=true for the first start; compare the probe lines with Fishbowl’s own numbers; then a real cycle and the coverage DIAG on TEST. Only the literal true/false flip these flags, and dotenv takes the first occurrence — delete a line rather than re-adding it.</w:t>
+      </w:r>
+    </w:p>
+    <w:p>
+      <w:pPr>
+        <w:pStyle w:val="ListParagraph"/>
+        <w:numPr>
+          <w:ilvl w:val="0"/>
+          <w:numId w:val="2"/>
+        </w:numPr>
+        <w:spacing w:after="60"/>
+      </w:pPr>
+      <w:r>
+        <w:rPr>
+          <w:b/>
+          <w:bCs/>
+          <w:sz w:val="20"/>
+          <w:szCs w:val="20"/>
+        </w:rPr>
+        <w:t xml:space="preserve">Deploy runbook per version, written for cmd on skyserver: </w:t>
+      </w:r>
+      <w:r>
+        <w:rPr>
+          <w:b w:val="false"/>
+          <w:bCs w:val="false"/>
+          <w:sz w:val="20"/>
+          <w:szCs w:val="20"/>
+        </w:rPr>
+        <w:t xml:space="preserve">certutil hash check → sc stop → robocopy backup → tar -xf over D:\SkyNetBridge → npm install --omit=dev → .env edits → sc start → coverage DIAG on PROD; rollback is two folder renames. nssm is not on skyserver’s PATH; sc does the job.</w:t>
+      </w:r>
+    </w:p>
+    <w:p>
+      <w:pPr>
+        <w:pStyle w:val="ListParagraph"/>
+        <w:numPr>
+          <w:ilvl w:val="0"/>
+          <w:numId w:val="2"/>
+        </w:numPr>
+        <w:spacing w:after="60"/>
+      </w:pPr>
+      <w:r>
+        <w:rPr>
+          <w:b/>
+          <w:bCs/>
+          <w:sz w:val="20"/>
+          <w:szCs w:val="20"/>
+        </w:rPr>
+        <w:t xml:space="preserve">TEST’s kits secrets stay removed </w:t>
+      </w:r>
+      <w:r>
+        <w:rPr>
+          <w:b w:val="false"/>
+          <w:bCs w:val="false"/>
+          <w:sz w:val="20"/>
+          <w:szCs w:val="20"/>
+        </w:rPr>
+        <w:t xml:space="preserve">(KITS_SUPABASE_URL / KITS_SERVICE_ROLE_KEY); any bridge copy that isn’t skyserver carries KITS_SYNC_ENABLED=false. A TEST run must never be able to reach the public kits site.</w:t>
       </w:r>
     </w:p>
     <w:sectPr>

--- a/Docs/SkyNet_Claude_Cheatsheet.docx
+++ b/Docs/SkyNet_Claude_Cheatsheet.docx
@@ -27,7 +27,7 @@
           <w:sz w:val="20"/>
           <w:szCs w:val="20"/>
         </w:rPr>
-        <w:t xml:space="preserve">Matt ⇄ Claude working agreement · v4 · September 23, 2026</w:t>
+        <w:t xml:space="preserve">Matt ⇄ Claude working agreement · v5 · September 30, 2026</w:t>
       </w:r>
     </w:p>
     <w:p>
@@ -227,6 +227,62 @@
           <w:sz w:val="20"/>
           <w:szCs w:val="20"/>
         </w:rPr>
+        <w:t xml:space="preserve">Ask where a module is heading before building into it. </w:t>
+      </w:r>
+      <w:r>
+        <w:rPr>
+          <w:b w:val="false"/>
+          <w:bCs w:val="false"/>
+          <w:sz w:val="20"/>
+          <w:szCs w:val="20"/>
+        </w:rPr>
+        <w:t xml:space="preserve">Batch C put a component picker into Edit CO a day before Matt set Customer Orders on a phase-out; one question (“is this screen staying?”) would have saved the round. When a proposal adds UI to a surface, name the surface’s future in the proposal.</w:t>
+      </w:r>
+    </w:p>
+    <w:p>
+      <w:pPr>
+        <w:pStyle w:val="ListParagraph"/>
+        <w:numPr>
+          <w:ilvl w:val="0"/>
+          <w:numId w:val="2"/>
+        </w:numPr>
+        <w:spacing w:after="60"/>
+      </w:pPr>
+      <w:r>
+        <w:rPr>
+          <w:b/>
+          <w:bCs/>
+          <w:sz w:val="20"/>
+          <w:szCs w:val="20"/>
+        </w:rPr>
+        <w:t xml:space="preserve">Every proposed feature names the decision it serves. </w:t>
+      </w:r>
+      <w:r>
+        <w:rPr>
+          <w:b w:val="false"/>
+          <w:bCs w:val="false"/>
+          <w:sz w:val="20"/>
+          <w:szCs w:val="20"/>
+        </w:rPr>
+        <w:t xml:space="preserve">When Matt asks “what is the purpose of X”, answer plainly — and if the honest answer is thin, say so and drop it (the Order Queue “edit components” button: the list is guidance, the WO’s jobs are the truth). Recommending less is part of the job.</w:t>
+      </w:r>
+    </w:p>
+    <w:p>
+      <w:pPr>
+        <w:pStyle w:val="ListParagraph"/>
+        <w:numPr>
+          <w:ilvl w:val="0"/>
+          <w:numId w:val="2"/>
+        </w:numPr>
+        <w:spacing w:after="60"/>
+      </w:pPr>
+      <w:r>
+        <w:rPr>
+          <w:b/>
+          <w:bCs/>
+          <w:sz w:val="20"/>
+          <w:szCs w:val="20"/>
+        </w:rPr>
         <w:t xml:space="preserve">Own corrections plainly. </w:t>
       </w:r>
       <w:r>
@@ -790,6 +846,34 @@
           <w:sz w:val="20"/>
           <w:szCs w:val="20"/>
         </w:rPr>
+        <w:t xml:space="preserve">A copied identifier is followed, not copied once. </w:t>
+      </w:r>
+      <w:r>
+        <w:rPr>
+          <w:b w:val="false"/>
+          <w:bCs w:val="false"/>
+          <w:sz w:val="20"/>
+          <w:szCs w:val="20"/>
+        </w:rPr>
+        <w:t xml:space="preserve">Before making a SkyNet value equal to a source value (CO line number = Fishbowl line number), check whether the source ever changes it. Fishbowl renumbers lines when one above is deleted; the mirror’s removed-vs-live overlaps showed it before anything shipped.</w:t>
+      </w:r>
+    </w:p>
+    <w:p>
+      <w:pPr>
+        <w:pStyle w:val="ListParagraph"/>
+        <w:numPr>
+          <w:ilvl w:val="0"/>
+          <w:numId w:val="2"/>
+        </w:numPr>
+        <w:spacing w:after="60"/>
+      </w:pPr>
+      <w:r>
+        <w:rPr>
+          <w:b/>
+          <w:bCs/>
+          <w:sz w:val="20"/>
+          <w:szCs w:val="20"/>
+        </w:rPr>
         <w:t xml:space="preserve">Read-only diagnostic first. </w:t>
       </w:r>
       <w:r>
@@ -1059,6 +1143,62 @@
           <w:sz w:val="20"/>
           <w:szCs w:val="20"/>
         </w:rPr>
+        <w:t xml:space="preserve">Large functions are patched in place, never re-typed. </w:t>
+      </w:r>
+      <w:r>
+        <w:rPr>
+          <w:b w:val="false"/>
+          <w:bCs w:val="false"/>
+          <w:sz w:val="20"/>
+          <w:szCs w:val="20"/>
+        </w:rPr>
+        <w:t xml:space="preserve">fb_ingest_delta (23 KB) was changed twice by a DO block that reads pg_get_functiondef, refuses unless the md5 matches the version read that day and a CRLF-exact anchor occurs once, replaces, and EXECUTEs; a marker makes it re-run safe. In the scratch DB the patch is tested on a stand-in function carrying the same anchor. The spec records the current md5 so the next patch can guard on it.</w:t>
+      </w:r>
+    </w:p>
+    <w:p>
+      <w:pPr>
+        <w:pStyle w:val="ListParagraph"/>
+        <w:numPr>
+          <w:ilvl w:val="0"/>
+          <w:numId w:val="2"/>
+        </w:numPr>
+        <w:spacing w:after="60"/>
+      </w:pPr>
+      <w:r>
+        <w:rPr>
+          <w:b/>
+          <w:bCs/>
+          <w:sz w:val="20"/>
+          <w:szCs w:val="20"/>
+        </w:rPr>
+        <w:t xml:space="preserve">Verify in its own statement. </w:t>
+      </w:r>
+      <w:r>
+        <w:rPr>
+          <w:b w:val="false"/>
+          <w:bCs w:val="false"/>
+          <w:sz w:val="20"/>
+          <w:szCs w:val="20"/>
+        </w:rPr>
+        <w:t xml:space="preserve">A VERIFY that runs in the same SELECT as the fix reads the pre-fix snapshot (the D-DATE-04 one-shot “still stale 19” that was already 0). Apply and verify are separate blocks, always.</w:t>
+      </w:r>
+    </w:p>
+    <w:p>
+      <w:pPr>
+        <w:pStyle w:val="ListParagraph"/>
+        <w:numPr>
+          <w:ilvl w:val="0"/>
+          <w:numId w:val="2"/>
+        </w:numPr>
+        <w:spacing w:after="60"/>
+      </w:pPr>
+      <w:r>
+        <w:rPr>
+          <w:b/>
+          <w:bCs/>
+          <w:sz w:val="20"/>
+          <w:szCs w:val="20"/>
+        </w:rPr>
         <w:t xml:space="preserve">DIAG files are the pass/fail. </w:t>
       </w:r>
       <w:r>
@@ -1131,16 +1271,16 @@
           <w:sz w:val="20"/>
           <w:szCs w:val="20"/>
         </w:rPr>
-        <w:t xml:space="preserve">Claude’s tool use is read-only; people apply the writes. </w:t>
-      </w:r>
-      <w:r>
-        <w:rPr>
-          <w:b w:val="false"/>
-          <w:bCs w:val="false"/>
-          <w:sz w:val="20"/>
-          <w:szCs w:val="20"/>
-        </w:rPr>
-        <w:t xml:space="preserve">Org instruction, clarified Sep 23: “Claude’s own tool use against Fishbowl and SkyNet is read-only; drafted migrations and integration code are applied only by a person after TEST.” Claude drafts migrations, RPCs, bridge code and CC prompts; Matt applies SQL and deploys. Reading the rule more strictly than that cost a day.</w:t>
+        <w:t xml:space="preserve">Claude applies TEST; people apply PROD. </w:t>
+      </w:r>
+      <w:r>
+        <w:rPr>
+          <w:b w:val="false"/>
+          <w:bCs w:val="false"/>
+          <w:sz w:val="20"/>
+          <w:szCs w:val="20"/>
+        </w:rPr>
+        <w:t xml:space="preserve">Org instruction, updated for Sprint 12: Claude applies migrations, data corrections and diagnostics to the SkyNet TEST project directly and states what it ran and the result; SkyNet PROD and Fishbowl stay read-only for Claude. Anything for PROD is delivered as a file and run by Matt after it has passed on TEST, with the dry-run output pasted back at each review stop.</w:t>
       </w:r>
     </w:p>
     <w:p>
@@ -1997,6 +2137,34 @@
           <w:szCs w:val="24"/>
         </w:rPr>
         <w:t xml:space="preserve">Stop conditions — halt and report</w:t>
+      </w:r>
+    </w:p>
+    <w:p>
+      <w:pPr>
+        <w:pStyle w:val="ListParagraph"/>
+        <w:numPr>
+          <w:ilvl w:val="0"/>
+          <w:numId w:val="2"/>
+        </w:numPr>
+        <w:spacing w:after="60"/>
+      </w:pPr>
+      <w:r>
+        <w:rPr>
+          <w:b/>
+          <w:bCs/>
+          <w:sz w:val="20"/>
+          <w:szCs w:val="20"/>
+        </w:rPr>
+        <w:t xml:space="preserve">Seed what TEST cannot produce. </w:t>
+      </w:r>
+      <w:r>
+        <w:rPr>
+          <w:b w:val="false"/>
+          <w:bCs w:val="false"/>
+          <w:sz w:val="20"/>
+          <w:szCs w:val="20"/>
+        </w:rPr>
+        <w:t xml:space="preserve">When a review needs a rare event (a Fishbowl exception, a part swap), Claude seeds it on TEST as a labelled TEST_ONLY file (fb_username ‘claude-test-seed’), runs it, and names the seeded ids in the VERIFY. It is filed in Docs/migrations as TEST-only and never runs on PROD.</w:t>
       </w:r>
     </w:p>
     <w:p>
